--- a/pr-preview/pr-611/vignettes/articles/version-crosswalk-1.3-to-1.4.docx
+++ b/pr-preview/pr-611/vignettes/articles/version-crosswalk-1.3-to-1.4.docx
@@ -3049,7 +3049,7 @@
         <w:rPr>
           <w:rStyle w:val="CommentTok"/>
         </w:rPr>
-        <w:t xml:space="preserve">#&gt;     age id    antigen_iso   value</w:t>
+        <w:t xml:space="preserve">#&gt;     age id    antigen_iso    value</w:t>
       </w:r>
       <w:r>
         <w:br/>
@@ -3058,7 +3058,7 @@
         <w:rPr>
           <w:rStyle w:val="CommentTok"/>
         </w:rPr>
-        <w:t xml:space="preserve">#&gt;   &lt;dbl&gt; &lt;chr&gt; &lt;chr&gt;         &lt;dbl&gt;</w:t>
+        <w:t xml:space="preserve">#&gt;   &lt;dbl&gt; &lt;chr&gt; &lt;chr&gt;          &lt;dbl&gt;</w:t>
       </w:r>
       <w:r>
         <w:br/>
@@ -3067,7 +3067,7 @@
         <w:rPr>
           <w:rStyle w:val="CommentTok"/>
         </w:rPr>
-        <w:t xml:space="preserve">#&gt; 1  8.74 1     HlyE_IgA     14.1  </w:t>
+        <w:t xml:space="preserve">#&gt; 1 14.5  1     HlyE_IgA     418.   </w:t>
       </w:r>
       <w:r>
         <w:br/>
@@ -3076,7 +3076,7 @@
         <w:rPr>
           <w:rStyle w:val="CommentTok"/>
         </w:rPr>
-        <w:t xml:space="preserve">#&gt; 2  8.74 1     HlyE_IgG      1.77 </w:t>
+        <w:t xml:space="preserve">#&gt; 2 14.5  1     HlyE_IgG     274.   </w:t>
       </w:r>
       <w:r>
         <w:br/>
@@ -3085,7 +3085,7 @@
         <w:rPr>
           <w:rStyle w:val="CommentTok"/>
         </w:rPr>
-        <w:t xml:space="preserve">#&gt; 3  0.21 2     HlyE_IgA      0.633</w:t>
+        <w:t xml:space="preserve">#&gt; 3  9.1  2     HlyE_IgA       1.97 </w:t>
       </w:r>
       <w:r>
         <w:br/>
@@ -3094,7 +3094,7 @@
         <w:rPr>
           <w:rStyle w:val="CommentTok"/>
         </w:rPr>
-        <w:t xml:space="preserve">#&gt; 4  0.21 2     HlyE_IgG      0.617</w:t>
+        <w:t xml:space="preserve">#&gt; 4  9.1  2     HlyE_IgG       0.917</w:t>
       </w:r>
       <w:r>
         <w:br/>
@@ -3103,7 +3103,7 @@
         <w:rPr>
           <w:rStyle w:val="CommentTok"/>
         </w:rPr>
-        <w:t xml:space="preserve">#&gt; 5  9.82 3     HlyE_IgA      0.249</w:t>
+        <w:t xml:space="preserve">#&gt; 5  2.22 3     HlyE_IgA    1103.   </w:t>
       </w:r>
       <w:r>
         <w:br/>
@@ -3112,7 +3112,7 @@
         <w:rPr>
           <w:rStyle w:val="CommentTok"/>
         </w:rPr>
-        <w:t xml:space="preserve">#&gt; 6  9.82 3     HlyE_IgG    116.</w:t>
+        <w:t xml:space="preserve">#&gt; 6  2.22 3     HlyE_IgG     139.</w:t>
       </w:r>
       <w:r>
         <w:br/>

--- a/pr-preview/pr-611/vignettes/articles/version-crosswalk-1.3-to-1.4.docx
+++ b/pr-preview/pr-611/vignettes/articles/version-crosswalk-1.3-to-1.4.docx
@@ -3049,7 +3049,7 @@
         <w:rPr>
           <w:rStyle w:val="CommentTok"/>
         </w:rPr>
-        <w:t xml:space="preserve">#&gt;     age id    antigen_iso    value</w:t>
+        <w:t xml:space="preserve">#&gt;     age id    antigen_iso value</w:t>
       </w:r>
       <w:r>
         <w:br/>
@@ -3058,7 +3058,7 @@
         <w:rPr>
           <w:rStyle w:val="CommentTok"/>
         </w:rPr>
-        <w:t xml:space="preserve">#&gt;   &lt;dbl&gt; &lt;chr&gt; &lt;chr&gt;          &lt;dbl&gt;</w:t>
+        <w:t xml:space="preserve">#&gt;   &lt;dbl&gt; &lt;chr&gt; &lt;chr&gt;       &lt;dbl&gt;</w:t>
       </w:r>
       <w:r>
         <w:br/>
@@ -3067,7 +3067,7 @@
         <w:rPr>
           <w:rStyle w:val="CommentTok"/>
         </w:rPr>
-        <w:t xml:space="preserve">#&gt; 1 14.5  1     HlyE_IgA     418.   </w:t>
+        <w:t xml:space="preserve">#&gt; 1  2.63 1     HlyE_IgA    0.226</w:t>
       </w:r>
       <w:r>
         <w:br/>
@@ -3076,7 +3076,7 @@
         <w:rPr>
           <w:rStyle w:val="CommentTok"/>
         </w:rPr>
-        <w:t xml:space="preserve">#&gt; 2 14.5  1     HlyE_IgG     274.   </w:t>
+        <w:t xml:space="preserve">#&gt; 2  2.63 1     HlyE_IgG    0.140</w:t>
       </w:r>
       <w:r>
         <w:br/>
@@ -3085,7 +3085,7 @@
         <w:rPr>
           <w:rStyle w:val="CommentTok"/>
         </w:rPr>
-        <w:t xml:space="preserve">#&gt; 3  9.1  2     HlyE_IgA       1.97 </w:t>
+        <w:t xml:space="preserve">#&gt; 3  4.95 2     HlyE_IgA    0.431</w:t>
       </w:r>
       <w:r>
         <w:br/>
@@ -3094,7 +3094,7 @@
         <w:rPr>
           <w:rStyle w:val="CommentTok"/>
         </w:rPr>
-        <w:t xml:space="preserve">#&gt; 4  9.1  2     HlyE_IgG       0.917</w:t>
+        <w:t xml:space="preserve">#&gt; 4  4.95 2     HlyE_IgG    0.427</w:t>
       </w:r>
       <w:r>
         <w:br/>
@@ -3103,7 +3103,7 @@
         <w:rPr>
           <w:rStyle w:val="CommentTok"/>
         </w:rPr>
-        <w:t xml:space="preserve">#&gt; 5  2.22 3     HlyE_IgA    1103.   </w:t>
+        <w:t xml:space="preserve">#&gt; 5  4.59 3     HlyE_IgA    0.231</w:t>
       </w:r>
       <w:r>
         <w:br/>
@@ -3112,7 +3112,7 @@
         <w:rPr>
           <w:rStyle w:val="CommentTok"/>
         </w:rPr>
-        <w:t xml:space="preserve">#&gt; 6  2.22 3     HlyE_IgG     139.</w:t>
+        <w:t xml:space="preserve">#&gt; 6  4.59 3     HlyE_IgG    0.309</w:t>
       </w:r>
       <w:r>
         <w:br/>

--- a/pr-preview/pr-611/vignettes/articles/version-crosswalk-1.3-to-1.4.docx
+++ b/pr-preview/pr-611/vignettes/articles/version-crosswalk-1.3-to-1.4.docx
@@ -3067,7 +3067,7 @@
         <w:rPr>
           <w:rStyle w:val="CommentTok"/>
         </w:rPr>
-        <w:t xml:space="preserve">#&gt; 1  2.63 1     HlyE_IgA    0.226</w:t>
+        <w:t xml:space="preserve">#&gt; 1  11.4 1     HlyE_IgA    1.53 </w:t>
       </w:r>
       <w:r>
         <w:br/>
@@ -3076,7 +3076,7 @@
         <w:rPr>
           <w:rStyle w:val="CommentTok"/>
         </w:rPr>
-        <w:t xml:space="preserve">#&gt; 2  2.63 1     HlyE_IgG    0.140</w:t>
+        <w:t xml:space="preserve">#&gt; 2  11.4 1     HlyE_IgG    2.49 </w:t>
       </w:r>
       <w:r>
         <w:br/>
@@ -3085,7 +3085,7 @@
         <w:rPr>
           <w:rStyle w:val="CommentTok"/>
         </w:rPr>
-        <w:t xml:space="preserve">#&gt; 3  4.95 2     HlyE_IgA    0.431</w:t>
+        <w:t xml:space="preserve">#&gt; 3  10.6 2     HlyE_IgA    0.250</w:t>
       </w:r>
       <w:r>
         <w:br/>
@@ -3094,7 +3094,7 @@
         <w:rPr>
           <w:rStyle w:val="CommentTok"/>
         </w:rPr>
-        <w:t xml:space="preserve">#&gt; 4  4.95 2     HlyE_IgG    0.427</w:t>
+        <w:t xml:space="preserve">#&gt; 4  10.6 2     HlyE_IgG    0.793</w:t>
       </w:r>
       <w:r>
         <w:br/>
@@ -3103,7 +3103,7 @@
         <w:rPr>
           <w:rStyle w:val="CommentTok"/>
         </w:rPr>
-        <w:t xml:space="preserve">#&gt; 5  4.59 3     HlyE_IgA    0.231</w:t>
+        <w:t xml:space="preserve">#&gt; 5  10.7 3     HlyE_IgA    0.856</w:t>
       </w:r>
       <w:r>
         <w:br/>
@@ -3112,7 +3112,7 @@
         <w:rPr>
           <w:rStyle w:val="CommentTok"/>
         </w:rPr>
-        <w:t xml:space="preserve">#&gt; 6  4.59 3     HlyE_IgG    0.309</w:t>
+        <w:t xml:space="preserve">#&gt; 6  10.7 3     HlyE_IgG    8.78</w:t>
       </w:r>
       <w:r>
         <w:br/>

--- a/pr-preview/pr-611/vignettes/articles/version-crosswalk-1.3-to-1.4.docx
+++ b/pr-preview/pr-611/vignettes/articles/version-crosswalk-1.3-to-1.4.docx
@@ -3049,7 +3049,7 @@
         <w:rPr>
           <w:rStyle w:val="CommentTok"/>
         </w:rPr>
-        <w:t xml:space="preserve">#&gt;     age id    antigen_iso value</w:t>
+        <w:t xml:space="preserve">#&gt;     age id    antigen_iso  value</w:t>
       </w:r>
       <w:r>
         <w:br/>
@@ -3058,7 +3058,7 @@
         <w:rPr>
           <w:rStyle w:val="CommentTok"/>
         </w:rPr>
-        <w:t xml:space="preserve">#&gt;   &lt;dbl&gt; &lt;chr&gt; &lt;chr&gt;       &lt;dbl&gt;</w:t>
+        <w:t xml:space="preserve">#&gt;   &lt;dbl&gt; &lt;chr&gt; &lt;chr&gt;        &lt;dbl&gt;</w:t>
       </w:r>
       <w:r>
         <w:br/>
@@ -3067,7 +3067,7 @@
         <w:rPr>
           <w:rStyle w:val="CommentTok"/>
         </w:rPr>
-        <w:t xml:space="preserve">#&gt; 1  11.4 1     HlyE_IgA    1.53 </w:t>
+        <w:t xml:space="preserve">#&gt; 1 18.8  1     HlyE_IgA     0.172</w:t>
       </w:r>
       <w:r>
         <w:br/>
@@ -3076,7 +3076,7 @@
         <w:rPr>
           <w:rStyle w:val="CommentTok"/>
         </w:rPr>
-        <w:t xml:space="preserve">#&gt; 2  11.4 1     HlyE_IgG    2.49 </w:t>
+        <w:t xml:space="preserve">#&gt; 2 18.8  1     HlyE_IgG     0.214</w:t>
       </w:r>
       <w:r>
         <w:br/>
@@ -3085,7 +3085,7 @@
         <w:rPr>
           <w:rStyle w:val="CommentTok"/>
         </w:rPr>
-        <w:t xml:space="preserve">#&gt; 3  10.6 2     HlyE_IgA    0.250</w:t>
+        <w:t xml:space="preserve">#&gt; 3  3.97 2     HlyE_IgA     6.00 </w:t>
       </w:r>
       <w:r>
         <w:br/>
@@ -3094,7 +3094,7 @@
         <w:rPr>
           <w:rStyle w:val="CommentTok"/>
         </w:rPr>
-        <w:t xml:space="preserve">#&gt; 4  10.6 2     HlyE_IgG    0.793</w:t>
+        <w:t xml:space="preserve">#&gt; 4  3.97 2     HlyE_IgG     0.510</w:t>
       </w:r>
       <w:r>
         <w:br/>
@@ -3103,7 +3103,7 @@
         <w:rPr>
           <w:rStyle w:val="CommentTok"/>
         </w:rPr>
-        <w:t xml:space="preserve">#&gt; 5  10.7 3     HlyE_IgA    0.856</w:t>
+        <w:t xml:space="preserve">#&gt; 5 17.6  3     HlyE_IgA     3.07 </w:t>
       </w:r>
       <w:r>
         <w:br/>
@@ -3112,7 +3112,7 @@
         <w:rPr>
           <w:rStyle w:val="CommentTok"/>
         </w:rPr>
-        <w:t xml:space="preserve">#&gt; 6  10.7 3     HlyE_IgG    8.78</w:t>
+        <w:t xml:space="preserve">#&gt; 6 17.6  3     HlyE_IgG    18.4</w:t>
       </w:r>
       <w:r>
         <w:br/>
